--- a/docs/model_overview.docx
+++ b/docs/model_overview.docx
@@ -2331,7 +2331,7 @@
               <w:rPr>
                 <w:sz w:val="18"/>
               </w:rPr>
-              <w:t>Loss-averse utility around the median. Losses below the median are amplified by a factor of 2.5 relative to equal-sized gains.</w:t>
+              <w:t>Loss-averse utility around the median. Losses below the median are amplified by a factor of 5.0 relative to equal-sized gains.</w:t>
             </w:r>
           </w:p>
         </w:tc>
@@ -2702,7 +2702,7 @@
           <w:rFonts w:ascii="Courier New" w:hAnsi="Courier New"/>
           <w:sz w:val="18"/>
         </w:rPr>
-        <w:t xml:space="preserve">    adjusted_gain_i  =  gain_i  if gain_i &gt;= 0  else  2.5 * gain_i</w:t>
+        <w:t xml:space="preserve">    adjusted_gain_i  =  gain_i  if gain_i &gt;= 0  else  5.0 * gain_i</w:t>
       </w:r>
     </w:p>
     <w:p>
@@ -2725,7 +2725,7 @@
         <w:rPr>
           <w:sz w:val="20"/>
         </w:rPr>
-        <w:t>A loss below the reference point (the median) counts 2.5 times as much as an equal gain above it, following the standard prospect-theory loss aversion coefficient.</w:t>
+        <w:t>A loss below the reference point (the median) counts 5.0 times as much as an equal gain above it (LOSS_AVERSION_LAMBDA = 5.0).</w:t>
       </w:r>
     </w:p>
     <w:p>
